--- a/backend/docs/termoCiencia.docx
+++ b/backend/docs/termoCiencia.docx
@@ -2,26 +2,23 @@
 <file path=word/document.xml><?xml version="1.0" encoding="utf-8"?>
 <w:document xmlns:wpc="http://schemas.microsoft.com/office/word/2010/wordprocessingCanvas" xmlns:cx="http://schemas.microsoft.com/office/drawing/2014/chartex" xmlns:cx1="http://schemas.microsoft.com/office/drawing/2015/9/8/chartex" xmlns:cx2="http://schemas.microsoft.com/office/drawing/2015/10/21/chartex" xmlns:cx3="http://schemas.microsoft.com/office/drawing/2016/5/9/chartex" xmlns:cx4="http://schemas.microsoft.com/office/drawing/2016/5/10/chartex" xmlns:cx5="http://schemas.microsoft.com/office/drawing/2016/5/11/chartex" xmlns:cx6="http://schemas.microsoft.com/office/drawing/2016/5/12/chartex" xmlns:cx7="http://schemas.microsoft.com/office/drawing/2016/5/13/chartex" xmlns:cx8="http://schemas.microsoft.com/office/drawing/2016/5/14/chartex" xmlns:mc="http://schemas.openxmlformats.org/markup-compatibility/2006" xmlns:aink="http://schemas.microsoft.com/office/drawing/2016/ink" xmlns:am3d="http://schemas.microsoft.com/office/drawing/2017/model3d" xmlns:o="urn:schemas-microsoft-com:office:office" xmlns:oel="http://schemas.microsoft.com/office/2019/extlst" xmlns:r="http://schemas.openxmlformats.org/officeDocument/2006/relationships" xmlns:m="http://schemas.openxmlformats.org/officeDocument/2006/math" xmlns:v="urn:schemas-microsoft-com:vml" xmlns:wp14="http://schemas.microsoft.com/office/word/2010/wordprocessingDrawing" xmlns:wp="http://schemas.openxmlformats.org/drawingml/2006/wordprocessingDrawing" xmlns:w10="urn:schemas-microsoft-com:office:word" xmlns:w="http://schemas.openxmlformats.org/wordprocessingml/2006/main" xmlns:w14="http://schemas.microsoft.com/office/word/2010/wordml" xmlns:w15="http://schemas.microsoft.com/office/word/2012/wordml" xmlns:w16cex="http://schemas.microsoft.com/office/word/2018/wordml/cex" xmlns:w16cid="http://schemas.microsoft.com/office/word/2016/wordml/cid" xmlns:w16="http://schemas.microsoft.com/office/word/2018/wordml" xmlns:w16du="http://schemas.microsoft.com/office/word/2023/wordml/word16du" xmlns:w16sdtdh="http://schemas.microsoft.com/office/word/2020/wordml/sdtdatahash" xmlns:w16sdtfl="http://schemas.microsoft.com/office/word/2024/wordml/sdtformatlock" xmlns:w16se="http://schemas.microsoft.com/office/word/2015/wordml/symex" xmlns:wpg="http://schemas.microsoft.com/office/word/2010/wordprocessingGroup" xmlns:wpi="http://schemas.microsoft.com/office/word/2010/wordprocessingInk" xmlns:wne="http://schemas.microsoft.com/office/word/2006/wordml" xmlns:wps="http://schemas.microsoft.com/office/word/2010/wordprocessingShape" mc:Ignorable="w14 w15 w16se w16cid w16 w16cex w16sdtdh w16sdtfl w16du wp14">
   <w:body>
-    <w:p/>
-    <w:p>
-      <w:r>
-        <w:tab/>
-      </w:r>
-      <w:r>
-        <w:tab/>
-      </w:r>
-      <w:r>
-        <w:tab/>
-      </w:r>
-      <w:r>
-        <w:tab/>
-      </w:r>
-      <w:r>
-        <w:tab/>
-      </w:r>
-      <w:r>
-        <w:tab/>
-        <w:t xml:space="preserve">               São Paulo {data}</w:t>
+    <w:p>
+      <w:pPr>
+        <w:jc w:val="right"/>
+      </w:pPr>
+      <w:r>
+        <w:t>São Paulo {</w:t>
+      </w:r>
+      <w:proofErr w:type="spellStart"/>
+      <w:r>
+        <w:t>data</w:t>
+      </w:r>
+      <w:r>
+        <w:t>Geracao</w:t>
+      </w:r>
+      <w:proofErr w:type="spellEnd"/>
+      <w:r>
+        <w:t>}</w:t>
       </w:r>
     </w:p>
     <w:p>
@@ -34,13 +31,20 @@
         <w:t>Turma/Curso: {turma}</w:t>
       </w:r>
     </w:p>
-    <w:p/>
     <w:p>
       <w:pPr>
         <w:jc w:val="both"/>
       </w:pPr>
       <w:r>
-        <w:t>Após Conselho ocorrido no dia {data} recomendamos observar rigorosamente os critérios vigentes para promoção, explicitados na proposta Pedagógica e tomar as providencias para regularização. Recomendo ainda observar as disposições constantes no Regimento Comum das Unidades Escolares Senai, a saber:</w:t>
+        <w:t>Após Conselho ocorrido no dia {</w:t>
+      </w:r>
+      <w:proofErr w:type="spellStart"/>
+      <w:r>
+        <w:t>dataConselho</w:t>
+      </w:r>
+      <w:proofErr w:type="spellEnd"/>
+      <w:r>
+        <w:t>} recomendamos observar rigorosamente os critérios vigentes para promoção, explicitados na proposta Pedagógica e tomar as providencias para regularização. Recomendo ainda observar as disposições constantes no Regimento Comum das Unidades Escolares Senai, a saber:</w:t>
       </w:r>
     </w:p>
     <w:p>
@@ -56,40 +60,6 @@
       </w:pPr>
       <w:r>
         <w:t>I – Respeitar as normas administrativas e pedagógicas inerentes aos cursos ou níveis de ensino.</w:t>
-      </w:r>
-    </w:p>
-    <w:p>
-      <w:pPr>
-        <w:ind w:left="708"/>
-        <w:jc w:val="both"/>
-        <w:rPr>
-          <w:b/>
-          <w:bCs/>
-        </w:rPr>
-      </w:pPr>
-      <w:r>
-        <w:rPr>
-          <w:b/>
-          <w:bCs/>
-        </w:rPr>
-        <w:t>(   ) III – Comparecer pontualmente aos compromissos escolares.</w:t>
-      </w:r>
-    </w:p>
-    <w:p>
-      <w:pPr>
-        <w:ind w:left="708"/>
-        <w:jc w:val="both"/>
-        <w:rPr>
-          <w:b/>
-          <w:bCs/>
-        </w:rPr>
-      </w:pPr>
-      <w:r>
-        <w:rPr>
-          <w:b/>
-          <w:bCs/>
-        </w:rPr>
-        <w:t>(  ) V – Participar de todas as atividades escolares que concorram para o aprimoramento da sua formação profissional e educação para cidadania.</w:t>
       </w:r>
     </w:p>
     <w:p>
@@ -115,119 +85,218 @@
           <w:b/>
           <w:bCs/>
         </w:rPr>
-        <w:t xml:space="preserve"> ) VI – Relacionar- se com respeito e cortesia com colegas, funcionários e demais agentes do processo educativo.</w:t>
-      </w:r>
-    </w:p>
-    <w:p>
-      <w:pPr>
-        <w:jc w:val="both"/>
-      </w:pPr>
-      <w:r>
-        <w:rPr>
-          <w:noProof/>
-        </w:rPr>
-        <mc:AlternateContent>
-          <mc:Choice Requires="wps">
-            <w:drawing>
-              <wp:anchor distT="0" distB="0" distL="114300" distR="114300" simplePos="0" relativeHeight="251659264" behindDoc="0" locked="0" layoutInCell="1" allowOverlap="1" wp14:anchorId="3E2B9783" wp14:editId="46E64AC8">
-                <wp:simplePos x="0" y="0"/>
-                <wp:positionH relativeFrom="margin">
-                  <wp:align>left</wp:align>
-                </wp:positionH>
-                <wp:positionV relativeFrom="paragraph">
-                  <wp:posOffset>247650</wp:posOffset>
-                </wp:positionV>
-                <wp:extent cx="5495925" cy="1304925"/>
-                <wp:effectExtent l="0" t="0" r="28575" b="28575"/>
-                <wp:wrapNone/>
-                <wp:docPr id="50904296" name="Retângulo 4"/>
-                <wp:cNvGraphicFramePr/>
-                <a:graphic xmlns:a="http://schemas.openxmlformats.org/drawingml/2006/main">
-                  <a:graphicData uri="http://schemas.microsoft.com/office/word/2010/wordprocessingShape">
-                    <wps:wsp>
-                      <wps:cNvSpPr/>
-                      <wps:spPr>
-                        <a:xfrm>
-                          <a:off x="0" y="0"/>
-                          <a:ext cx="5495925" cy="1304925"/>
-                        </a:xfrm>
-                        <a:prstGeom prst="rect">
-                          <a:avLst/>
-                        </a:prstGeom>
-                        <a:noFill/>
-                        <a:ln w="6350">
-                          <a:solidFill>
-                            <a:schemeClr val="tx1"/>
-                          </a:solidFill>
-                        </a:ln>
-                      </wps:spPr>
-                      <wps:style>
-                        <a:lnRef idx="2">
-                          <a:schemeClr val="accent1">
-                            <a:shade val="15000"/>
-                          </a:schemeClr>
-                        </a:lnRef>
-                        <a:fillRef idx="1">
-                          <a:schemeClr val="accent1"/>
-                        </a:fillRef>
-                        <a:effectRef idx="0">
-                          <a:schemeClr val="accent1"/>
-                        </a:effectRef>
-                        <a:fontRef idx="minor">
-                          <a:schemeClr val="lt1"/>
-                        </a:fontRef>
-                      </wps:style>
-                      <wps:bodyPr rot="0" spcFirstLastPara="0" vertOverflow="overflow" horzOverflow="overflow" vert="horz" wrap="square" lIns="91440" tIns="45720" rIns="91440" bIns="45720" numCol="1" spcCol="0" rtlCol="0" fromWordArt="0" anchor="ctr" anchorCtr="0" forceAA="0" compatLnSpc="1">
-                        <a:prstTxWarp prst="textNoShape">
-                          <a:avLst/>
-                        </a:prstTxWarp>
-                        <a:noAutofit/>
-                      </wps:bodyPr>
-                    </wps:wsp>
-                  </a:graphicData>
-                </a:graphic>
-                <wp14:sizeRelH relativeFrom="margin">
-                  <wp14:pctWidth>0</wp14:pctWidth>
-                </wp14:sizeRelH>
-                <wp14:sizeRelV relativeFrom="margin">
-                  <wp14:pctHeight>0</wp14:pctHeight>
-                </wp14:sizeRelV>
-              </wp:anchor>
-            </w:drawing>
-          </mc:Choice>
-          <mc:Fallback>
-            <w:pict>
-              <v:rect w14:anchorId="03C0BA8E" id="Retângulo 4" o:spid="_x0000_s1026" style="position:absolute;margin-left:0;margin-top:19.5pt;width:432.75pt;height:102.75pt;z-index:251659264;visibility:visible;mso-wrap-style:square;mso-width-percent:0;mso-height-percent:0;mso-wrap-distance-left:9pt;mso-wrap-distance-top:0;mso-wrap-distance-right:9pt;mso-wrap-distance-bottom:0;mso-position-horizontal:left;mso-position-horizontal-relative:margin;mso-position-vertical:absolute;mso-position-vertical-relative:text;mso-width-percent:0;mso-height-percent:0;mso-width-relative:margin;mso-height-relative:margin;v-text-anchor:middle" o:gfxdata="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" filled="f" strokecolor="black [3213]" strokeweight=".5pt">
-                <w10:wrap anchorx="margin"/>
-              </v:rect>
-            </w:pict>
-          </mc:Fallback>
-        </mc:AlternateContent>
-      </w:r>
-      <w:r>
-        <w:t>Observação</w:t>
-      </w:r>
-    </w:p>
-    <w:p>
-      <w:pPr>
-        <w:jc w:val="both"/>
-      </w:pPr>
-      <w:r>
-        <w:t xml:space="preserve"> {observacao}</w:t>
+        <w:t xml:space="preserve"> ) III – Comparecer pontualmente aos compromissos escolares.</w:t>
       </w:r>
     </w:p>
     <w:p>
       <w:pPr>
         <w:ind w:left="708"/>
         <w:jc w:val="both"/>
+        <w:rPr>
+          <w:b/>
+          <w:bCs/>
+        </w:rPr>
       </w:pPr>
+      <w:proofErr w:type="gramStart"/>
+      <w:r>
+        <w:rPr>
+          <w:b/>
+          <w:bCs/>
+        </w:rPr>
+        <w:t>(  )</w:t>
+      </w:r>
+      <w:proofErr w:type="gramEnd"/>
+      <w:r>
+        <w:rPr>
+          <w:b/>
+          <w:bCs/>
+        </w:rPr>
+        <w:t xml:space="preserve"> V – Participar de todas as atividades escolares que concorram para o aprimoramento da sua formação profissional e educação para cidadania.</w:t>
+      </w:r>
     </w:p>
     <w:p>
       <w:pPr>
         <w:ind w:left="708"/>
         <w:jc w:val="both"/>
+        <w:rPr>
+          <w:b/>
+          <w:bCs/>
+        </w:rPr>
       </w:pPr>
-    </w:p>
+      <w:proofErr w:type="gramStart"/>
+      <w:r>
+        <w:rPr>
+          <w:b/>
+          <w:bCs/>
+        </w:rPr>
+        <w:t xml:space="preserve">(  </w:t>
+      </w:r>
+      <w:proofErr w:type="gramEnd"/>
+      <w:r>
+        <w:rPr>
+          <w:b/>
+          <w:bCs/>
+        </w:rPr>
+        <w:t xml:space="preserve"> ) VI – Relacionar- se com respeito e cortesia com colegas, funcionários e demais agentes do processo educativo.</w:t>
+      </w:r>
+    </w:p>
+    <w:tbl>
+      <w:tblPr>
+        <w:tblStyle w:val="Tabelacomgrade"/>
+        <w:tblW w:w="8789" w:type="dxa"/>
+        <w:tblInd w:w="-5" w:type="dxa"/>
+        <w:tblLook w:val="04A0" w:firstRow="1" w:lastRow="0" w:firstColumn="1" w:lastColumn="0" w:noHBand="0" w:noVBand="1"/>
+      </w:tblPr>
+      <w:tblGrid>
+        <w:gridCol w:w="4395"/>
+        <w:gridCol w:w="4394"/>
+      </w:tblGrid>
+      <w:tr>
+        <w:tc>
+          <w:tcPr>
+            <w:tcW w:w="4395" w:type="dxa"/>
+          </w:tcPr>
+          <w:p>
+            <w:pPr>
+              <w:jc w:val="both"/>
+              <w:rPr>
+                <w:b/>
+                <w:bCs/>
+              </w:rPr>
+            </w:pPr>
+            <w:r>
+              <w:rPr>
+                <w:b/>
+                <w:bCs/>
+              </w:rPr>
+              <w:t>Restrição</w:t>
+            </w:r>
+          </w:p>
+        </w:tc>
+        <w:tc>
+          <w:tcPr>
+            <w:tcW w:w="4394" w:type="dxa"/>
+          </w:tcPr>
+          <w:p>
+            <w:pPr>
+              <w:jc w:val="both"/>
+              <w:rPr>
+                <w:b/>
+                <w:bCs/>
+              </w:rPr>
+            </w:pPr>
+            <w:r>
+              <w:rPr>
+                <w:b/>
+                <w:bCs/>
+              </w:rPr>
+              <w:t>Ação Proposta</w:t>
+            </w:r>
+          </w:p>
+        </w:tc>
+      </w:tr>
+      <w:tr>
+        <w:trPr>
+          <w:trHeight w:val="891"/>
+        </w:trPr>
+        <w:tc>
+          <w:tcPr>
+            <w:tcW w:w="4395" w:type="dxa"/>
+          </w:tcPr>
+          <w:p>
+            <w:pPr>
+              <w:jc w:val="both"/>
+            </w:pPr>
+            <w:r>
+              <w:t>{</w:t>
+            </w:r>
+            <w:proofErr w:type="spellStart"/>
+            <w:r>
+              <w:t>restricao</w:t>
+            </w:r>
+            <w:proofErr w:type="spellEnd"/>
+            <w:r>
+              <w:t>}</w:t>
+            </w:r>
+          </w:p>
+        </w:tc>
+        <w:tc>
+          <w:tcPr>
+            <w:tcW w:w="4394" w:type="dxa"/>
+          </w:tcPr>
+          <w:p>
+            <w:pPr>
+              <w:jc w:val="both"/>
+            </w:pPr>
+            <w:r>
+              <w:t>{</w:t>
+            </w:r>
+            <w:proofErr w:type="spellStart"/>
+            <w:r>
+              <w:t>acaoIntermediario</w:t>
+            </w:r>
+            <w:proofErr w:type="spellEnd"/>
+            <w:r>
+              <w:t>}</w:t>
+            </w:r>
+          </w:p>
+        </w:tc>
+      </w:tr>
+      <w:tr>
+        <w:trPr>
+          <w:trHeight w:val="891"/>
+        </w:trPr>
+        <w:tc>
+          <w:tcPr>
+            <w:tcW w:w="8789" w:type="dxa"/>
+            <w:gridSpan w:val="2"/>
+          </w:tcPr>
+          <w:p>
+            <w:pPr>
+              <w:jc w:val="both"/>
+              <w:rPr>
+                <w:b/>
+                <w:bCs/>
+              </w:rPr>
+            </w:pPr>
+            <w:r>
+              <w:rPr>
+                <w:b/>
+                <w:bCs/>
+              </w:rPr>
+              <w:t>Observação</w:t>
+            </w:r>
+            <w:r>
+              <w:rPr>
+                <w:b/>
+                <w:bCs/>
+              </w:rPr>
+              <w:t xml:space="preserve">: </w:t>
+            </w:r>
+            <w:r>
+              <w:t>{</w:t>
+            </w:r>
+            <w:proofErr w:type="spellStart"/>
+            <w:r>
+              <w:t>observacao</w:t>
+            </w:r>
+            <w:proofErr w:type="spellEnd"/>
+            <w:r>
+              <w:t>}</w:t>
+            </w:r>
+          </w:p>
+          <w:p>
+            <w:pPr>
+              <w:jc w:val="both"/>
+              <w:rPr>
+                <w:b/>
+                <w:bCs/>
+              </w:rPr>
+            </w:pPr>
+          </w:p>
+        </w:tc>
+      </w:tr>
+    </w:tbl>
     <w:p/>
     <w:p>
       <w:r>
@@ -250,11 +319,19 @@
       <w:r>
         <w:t>Analista em Qualidade de Vida</w:t>
       </w:r>
-    </w:p>
-    <w:p>
       <w:r>
         <w:tab/>
       </w:r>
+    </w:p>
+    <w:p>
+      <w:pPr>
+        <w:jc w:val="center"/>
+      </w:pPr>
+    </w:p>
+    <w:p>
+      <w:pPr>
+        <w:jc w:val="center"/>
+      </w:pPr>
     </w:p>
     <w:p>
       <w:pPr>
@@ -271,14 +348,8 @@
         <w:t xml:space="preserve">(Nome e assinatura do aluno e/ou responsável) </w:t>
       </w:r>
     </w:p>
-    <w:p/>
     <w:sectPr>
-      <w:headerReference w:type="even" r:id="rId6"/>
-      <w:headerReference w:type="default" r:id="rId7"/>
-      <w:footerReference w:type="even" r:id="rId8"/>
-      <w:footerReference w:type="default" r:id="rId9"/>
-      <w:headerReference w:type="first" r:id="rId10"/>
-      <w:footerReference w:type="first" r:id="rId11"/>
+      <w:headerReference w:type="default" r:id="rId6"/>
       <w:pgSz w:w="11906" w:h="16838"/>
       <w:pgMar w:top="1417" w:right="1701" w:bottom="1417" w:left="1701" w:header="708" w:footer="708" w:gutter="0"/>
       <w:cols w:space="708"/>
@@ -313,36 +384,6 @@
 </w:endnotes>
 </file>
 
-<file path=word/footer1.xml><?xml version="1.0" encoding="utf-8"?>
-<w:ftr xmlns:wpc="http://schemas.microsoft.com/office/word/2010/wordprocessingCanvas" xmlns:cx="http://schemas.microsoft.com/office/drawing/2014/chartex" xmlns:cx1="http://schemas.microsoft.com/office/drawing/2015/9/8/chartex" xmlns:cx2="http://schemas.microsoft.com/office/drawing/2015/10/21/chartex" xmlns:cx3="http://schemas.microsoft.com/office/drawing/2016/5/9/chartex" xmlns:cx4="http://schemas.microsoft.com/office/drawing/2016/5/10/chartex" xmlns:cx5="http://schemas.microsoft.com/office/drawing/2016/5/11/chartex" xmlns:cx6="http://schemas.microsoft.com/office/drawing/2016/5/12/chartex" xmlns:cx7="http://schemas.microsoft.com/office/drawing/2016/5/13/chartex" xmlns:cx8="http://schemas.microsoft.com/office/drawing/2016/5/14/chartex" xmlns:mc="http://schemas.openxmlformats.org/markup-compatibility/2006" xmlns:aink="http://schemas.microsoft.com/office/drawing/2016/ink" xmlns:am3d="http://schemas.microsoft.com/office/drawing/2017/model3d" xmlns:o="urn:schemas-microsoft-com:office:office" xmlns:oel="http://schemas.microsoft.com/office/2019/extlst" xmlns:r="http://schemas.openxmlformats.org/officeDocument/2006/relationships" xmlns:m="http://schemas.openxmlformats.org/officeDocument/2006/math" xmlns:v="urn:schemas-microsoft-com:vml" xmlns:wp14="http://schemas.microsoft.com/office/word/2010/wordprocessingDrawing" xmlns:wp="http://schemas.openxmlformats.org/drawingml/2006/wordprocessingDrawing" xmlns:w10="urn:schemas-microsoft-com:office:word" xmlns:w="http://schemas.openxmlformats.org/wordprocessingml/2006/main" xmlns:w14="http://schemas.microsoft.com/office/word/2010/wordml" xmlns:w15="http://schemas.microsoft.com/office/word/2012/wordml" xmlns:w16cex="http://schemas.microsoft.com/office/word/2018/wordml/cex" xmlns:w16cid="http://schemas.microsoft.com/office/word/2016/wordml/cid" xmlns:w16="http://schemas.microsoft.com/office/word/2018/wordml" xmlns:w16du="http://schemas.microsoft.com/office/word/2023/wordml/word16du" xmlns:w16sdtdh="http://schemas.microsoft.com/office/word/2020/wordml/sdtdatahash" xmlns:w16sdtfl="http://schemas.microsoft.com/office/word/2024/wordml/sdtformatlock" xmlns:w16se="http://schemas.microsoft.com/office/word/2015/wordml/symex" xmlns:wpg="http://schemas.microsoft.com/office/word/2010/wordprocessingGroup" xmlns:wpi="http://schemas.microsoft.com/office/word/2010/wordprocessingInk" xmlns:wne="http://schemas.microsoft.com/office/word/2006/wordml" xmlns:wps="http://schemas.microsoft.com/office/word/2010/wordprocessingShape" mc:Ignorable="w14 w15 w16se w16cid w16 w16cex w16sdtdh w16sdtfl w16du wp14">
-  <w:p>
-    <w:pPr>
-      <w:pStyle w:val="Rodap"/>
-    </w:pPr>
-  </w:p>
-</w:ftr>
-</file>
-
-<file path=word/footer2.xml><?xml version="1.0" encoding="utf-8"?>
-<w:ftr xmlns:wpc="http://schemas.microsoft.com/office/word/2010/wordprocessingCanvas" xmlns:cx="http://schemas.microsoft.com/office/drawing/2014/chartex" xmlns:cx1="http://schemas.microsoft.com/office/drawing/2015/9/8/chartex" xmlns:cx2="http://schemas.microsoft.com/office/drawing/2015/10/21/chartex" xmlns:cx3="http://schemas.microsoft.com/office/drawing/2016/5/9/chartex" xmlns:cx4="http://schemas.microsoft.com/office/drawing/2016/5/10/chartex" xmlns:cx5="http://schemas.microsoft.com/office/drawing/2016/5/11/chartex" xmlns:cx6="http://schemas.microsoft.com/office/drawing/2016/5/12/chartex" xmlns:cx7="http://schemas.microsoft.com/office/drawing/2016/5/13/chartex" xmlns:cx8="http://schemas.microsoft.com/office/drawing/2016/5/14/chartex" xmlns:mc="http://schemas.openxmlformats.org/markup-compatibility/2006" xmlns:aink="http://schemas.microsoft.com/office/drawing/2016/ink" xmlns:am3d="http://schemas.microsoft.com/office/drawing/2017/model3d" xmlns:o="urn:schemas-microsoft-com:office:office" xmlns:oel="http://schemas.microsoft.com/office/2019/extlst" xmlns:r="http://schemas.openxmlformats.org/officeDocument/2006/relationships" xmlns:m="http://schemas.openxmlformats.org/officeDocument/2006/math" xmlns:v="urn:schemas-microsoft-com:vml" xmlns:wp14="http://schemas.microsoft.com/office/word/2010/wordprocessingDrawing" xmlns:wp="http://schemas.openxmlformats.org/drawingml/2006/wordprocessingDrawing" xmlns:w10="urn:schemas-microsoft-com:office:word" xmlns:w="http://schemas.openxmlformats.org/wordprocessingml/2006/main" xmlns:w14="http://schemas.microsoft.com/office/word/2010/wordml" xmlns:w15="http://schemas.microsoft.com/office/word/2012/wordml" xmlns:w16cex="http://schemas.microsoft.com/office/word/2018/wordml/cex" xmlns:w16cid="http://schemas.microsoft.com/office/word/2016/wordml/cid" xmlns:w16="http://schemas.microsoft.com/office/word/2018/wordml" xmlns:w16du="http://schemas.microsoft.com/office/word/2023/wordml/word16du" xmlns:w16sdtdh="http://schemas.microsoft.com/office/word/2020/wordml/sdtdatahash" xmlns:w16sdtfl="http://schemas.microsoft.com/office/word/2024/wordml/sdtformatlock" xmlns:w16se="http://schemas.microsoft.com/office/word/2015/wordml/symex" xmlns:wpg="http://schemas.microsoft.com/office/word/2010/wordprocessingGroup" xmlns:wpi="http://schemas.microsoft.com/office/word/2010/wordprocessingInk" xmlns:wne="http://schemas.microsoft.com/office/word/2006/wordml" xmlns:wps="http://schemas.microsoft.com/office/word/2010/wordprocessingShape" mc:Ignorable="w14 w15 w16se w16cid w16 w16cex w16sdtdh w16sdtfl w16du wp14">
-  <w:p>
-    <w:pPr>
-      <w:pStyle w:val="Rodap"/>
-    </w:pPr>
-  </w:p>
-</w:ftr>
-</file>
-
-<file path=word/footer3.xml><?xml version="1.0" encoding="utf-8"?>
-<w:ftr xmlns:wpc="http://schemas.microsoft.com/office/word/2010/wordprocessingCanvas" xmlns:cx="http://schemas.microsoft.com/office/drawing/2014/chartex" xmlns:cx1="http://schemas.microsoft.com/office/drawing/2015/9/8/chartex" xmlns:cx2="http://schemas.microsoft.com/office/drawing/2015/10/21/chartex" xmlns:cx3="http://schemas.microsoft.com/office/drawing/2016/5/9/chartex" xmlns:cx4="http://schemas.microsoft.com/office/drawing/2016/5/10/chartex" xmlns:cx5="http://schemas.microsoft.com/office/drawing/2016/5/11/chartex" xmlns:cx6="http://schemas.microsoft.com/office/drawing/2016/5/12/chartex" xmlns:cx7="http://schemas.microsoft.com/office/drawing/2016/5/13/chartex" xmlns:cx8="http://schemas.microsoft.com/office/drawing/2016/5/14/chartex" xmlns:mc="http://schemas.openxmlformats.org/markup-compatibility/2006" xmlns:aink="http://schemas.microsoft.com/office/drawing/2016/ink" xmlns:am3d="http://schemas.microsoft.com/office/drawing/2017/model3d" xmlns:o="urn:schemas-microsoft-com:office:office" xmlns:oel="http://schemas.microsoft.com/office/2019/extlst" xmlns:r="http://schemas.openxmlformats.org/officeDocument/2006/relationships" xmlns:m="http://schemas.openxmlformats.org/officeDocument/2006/math" xmlns:v="urn:schemas-microsoft-com:vml" xmlns:wp14="http://schemas.microsoft.com/office/word/2010/wordprocessingDrawing" xmlns:wp="http://schemas.openxmlformats.org/drawingml/2006/wordprocessingDrawing" xmlns:w10="urn:schemas-microsoft-com:office:word" xmlns:w="http://schemas.openxmlformats.org/wordprocessingml/2006/main" xmlns:w14="http://schemas.microsoft.com/office/word/2010/wordml" xmlns:w15="http://schemas.microsoft.com/office/word/2012/wordml" xmlns:w16cex="http://schemas.microsoft.com/office/word/2018/wordml/cex" xmlns:w16cid="http://schemas.microsoft.com/office/word/2016/wordml/cid" xmlns:w16="http://schemas.microsoft.com/office/word/2018/wordml" xmlns:w16du="http://schemas.microsoft.com/office/word/2023/wordml/word16du" xmlns:w16sdtdh="http://schemas.microsoft.com/office/word/2020/wordml/sdtdatahash" xmlns:w16sdtfl="http://schemas.microsoft.com/office/word/2024/wordml/sdtformatlock" xmlns:w16se="http://schemas.microsoft.com/office/word/2015/wordml/symex" xmlns:wpg="http://schemas.microsoft.com/office/word/2010/wordprocessingGroup" xmlns:wpi="http://schemas.microsoft.com/office/word/2010/wordprocessingInk" xmlns:wne="http://schemas.microsoft.com/office/word/2006/wordml" xmlns:wps="http://schemas.microsoft.com/office/word/2010/wordprocessingShape" mc:Ignorable="w14 w15 w16se w16cid w16 w16cex w16sdtdh w16sdtfl w16du wp14">
-  <w:p>
-    <w:pPr>
-      <w:pStyle w:val="Rodap"/>
-    </w:pPr>
-  </w:p>
-</w:ftr>
-</file>
-
 <file path=word/footnotes.xml><?xml version="1.0" encoding="utf-8"?>
 <w:footnotes xmlns:wpc="http://schemas.microsoft.com/office/word/2010/wordprocessingCanvas" xmlns:cx="http://schemas.microsoft.com/office/drawing/2014/chartex" xmlns:cx1="http://schemas.microsoft.com/office/drawing/2015/9/8/chartex" xmlns:cx2="http://schemas.microsoft.com/office/drawing/2015/10/21/chartex" xmlns:cx3="http://schemas.microsoft.com/office/drawing/2016/5/9/chartex" xmlns:cx4="http://schemas.microsoft.com/office/drawing/2016/5/10/chartex" xmlns:cx5="http://schemas.microsoft.com/office/drawing/2016/5/11/chartex" xmlns:cx6="http://schemas.microsoft.com/office/drawing/2016/5/12/chartex" xmlns:cx7="http://schemas.microsoft.com/office/drawing/2016/5/13/chartex" xmlns:cx8="http://schemas.microsoft.com/office/drawing/2016/5/14/chartex" xmlns:mc="http://schemas.openxmlformats.org/markup-compatibility/2006" xmlns:aink="http://schemas.microsoft.com/office/drawing/2016/ink" xmlns:am3d="http://schemas.microsoft.com/office/drawing/2017/model3d" xmlns:o="urn:schemas-microsoft-com:office:office" xmlns:oel="http://schemas.microsoft.com/office/2019/extlst" xmlns:r="http://schemas.openxmlformats.org/officeDocument/2006/relationships" xmlns:m="http://schemas.openxmlformats.org/officeDocument/2006/math" xmlns:v="urn:schemas-microsoft-com:vml" xmlns:wp14="http://schemas.microsoft.com/office/word/2010/wordprocessingDrawing" xmlns:wp="http://schemas.openxmlformats.org/drawingml/2006/wordprocessingDrawing" xmlns:w10="urn:schemas-microsoft-com:office:word" xmlns:w="http://schemas.openxmlformats.org/wordprocessingml/2006/main" xmlns:w14="http://schemas.microsoft.com/office/word/2010/wordml" xmlns:w15="http://schemas.microsoft.com/office/word/2012/wordml" xmlns:w16cex="http://schemas.microsoft.com/office/word/2018/wordml/cex" xmlns:w16cid="http://schemas.microsoft.com/office/word/2016/wordml/cid" xmlns:w16="http://schemas.microsoft.com/office/word/2018/wordml" xmlns:w16du="http://schemas.microsoft.com/office/word/2023/wordml/word16du" xmlns:w16sdtdh="http://schemas.microsoft.com/office/word/2020/wordml/sdtdatahash" xmlns:w16sdtfl="http://schemas.microsoft.com/office/word/2024/wordml/sdtformatlock" xmlns:w16se="http://schemas.microsoft.com/office/word/2015/wordml/symex" xmlns:wpg="http://schemas.microsoft.com/office/word/2010/wordprocessingGroup" xmlns:wpi="http://schemas.microsoft.com/office/word/2010/wordprocessingInk" xmlns:wne="http://schemas.microsoft.com/office/word/2006/wordml" xmlns:wps="http://schemas.microsoft.com/office/word/2010/wordprocessingShape" mc:Ignorable="w14 w15 w16se w16cid w16 w16cex w16sdtdh w16sdtfl w16du wp14">
   <w:footnote w:type="separator" w:id="-1">
@@ -373,41 +414,16 @@
   <w:p>
     <w:pPr>
       <w:pStyle w:val="Cabealho"/>
-    </w:pPr>
-  </w:p>
-</w:hdr>
-</file>
-
-<file path=word/header2.xml><?xml version="1.0" encoding="utf-8"?>
-<w:hdr xmlns:wpc="http://schemas.microsoft.com/office/word/2010/wordprocessingCanvas" xmlns:cx="http://schemas.microsoft.com/office/drawing/2014/chartex" xmlns:cx1="http://schemas.microsoft.com/office/drawing/2015/9/8/chartex" xmlns:cx2="http://schemas.microsoft.com/office/drawing/2015/10/21/chartex" xmlns:cx3="http://schemas.microsoft.com/office/drawing/2016/5/9/chartex" xmlns:cx4="http://schemas.microsoft.com/office/drawing/2016/5/10/chartex" xmlns:cx5="http://schemas.microsoft.com/office/drawing/2016/5/11/chartex" xmlns:cx6="http://schemas.microsoft.com/office/drawing/2016/5/12/chartex" xmlns:cx7="http://schemas.microsoft.com/office/drawing/2016/5/13/chartex" xmlns:cx8="http://schemas.microsoft.com/office/drawing/2016/5/14/chartex" xmlns:mc="http://schemas.openxmlformats.org/markup-compatibility/2006" xmlns:aink="http://schemas.microsoft.com/office/drawing/2016/ink" xmlns:am3d="http://schemas.microsoft.com/office/drawing/2017/model3d" xmlns:o="urn:schemas-microsoft-com:office:office" xmlns:oel="http://schemas.microsoft.com/office/2019/extlst" xmlns:r="http://schemas.openxmlformats.org/officeDocument/2006/relationships" xmlns:m="http://schemas.openxmlformats.org/officeDocument/2006/math" xmlns:v="urn:schemas-microsoft-com:vml" xmlns:wp14="http://schemas.microsoft.com/office/word/2010/wordprocessingDrawing" xmlns:wp="http://schemas.openxmlformats.org/drawingml/2006/wordprocessingDrawing" xmlns:w10="urn:schemas-microsoft-com:office:word" xmlns:w="http://schemas.openxmlformats.org/wordprocessingml/2006/main" xmlns:w14="http://schemas.microsoft.com/office/word/2010/wordml" xmlns:w15="http://schemas.microsoft.com/office/word/2012/wordml" xmlns:w16cex="http://schemas.microsoft.com/office/word/2018/wordml/cex" xmlns:w16cid="http://schemas.microsoft.com/office/word/2016/wordml/cid" xmlns:w16="http://schemas.microsoft.com/office/word/2018/wordml" xmlns:w16du="http://schemas.microsoft.com/office/word/2023/wordml/word16du" xmlns:w16sdtdh="http://schemas.microsoft.com/office/word/2020/wordml/sdtdatahash" xmlns:w16sdtfl="http://schemas.microsoft.com/office/word/2024/wordml/sdtformatlock" xmlns:w16se="http://schemas.microsoft.com/office/word/2015/wordml/symex" xmlns:wpg="http://schemas.microsoft.com/office/word/2010/wordprocessingGroup" xmlns:wpi="http://schemas.microsoft.com/office/word/2010/wordprocessingInk" xmlns:wne="http://schemas.microsoft.com/office/word/2006/wordml" xmlns:wps="http://schemas.microsoft.com/office/word/2010/wordprocessingShape" mc:Ignorable="w14 w15 w16se w16cid w16 w16cex w16sdtdh w16sdtfl w16du wp14">
-  <w:p>
-    <w:pPr>
-      <w:pStyle w:val="Cabealho"/>
+      <w:jc w:val="center"/>
     </w:pPr>
     <w:r>
       <w:rPr>
         <w:noProof/>
       </w:rPr>
       <w:drawing>
-        <wp:anchor distT="0" distB="0" distL="114300" distR="114300" simplePos="0" relativeHeight="251659264" behindDoc="1" locked="0" layoutInCell="1" allowOverlap="1" wp14:anchorId="05B50AF6" wp14:editId="48EF4BB1">
-          <wp:simplePos x="0" y="0"/>
-          <wp:positionH relativeFrom="margin">
-            <wp:posOffset>1424305</wp:posOffset>
-          </wp:positionH>
-          <wp:positionV relativeFrom="paragraph">
-            <wp:posOffset>-264795</wp:posOffset>
-          </wp:positionV>
+        <wp:inline distT="0" distB="0" distL="0" distR="0" wp14:anchorId="05B50AF6" wp14:editId="246D98C4">
           <wp:extent cx="2333625" cy="593090"/>
           <wp:effectExtent l="0" t="0" r="9525" b="0"/>
-          <wp:wrapThrough wrapText="bothSides">
-            <wp:wrapPolygon edited="0">
-              <wp:start x="0" y="0"/>
-              <wp:lineTo x="0" y="20814"/>
-              <wp:lineTo x="21512" y="20814"/>
-              <wp:lineTo x="21512" y="0"/>
-              <wp:lineTo x="0" y="0"/>
-            </wp:wrapPolygon>
-          </wp:wrapThrough>
           <wp:docPr id="2065840941" name="Imagem 1" descr="Logotipo&#10;&#10;O conteúdo gerado por IA pode estar incorreto."/>
           <wp:cNvGraphicFramePr>
             <a:graphicFrameLocks xmlns:a="http://schemas.openxmlformats.org/drawingml/2006/main" noChangeAspect="1"/>
@@ -450,25 +466,9 @@
               </pic:pic>
             </a:graphicData>
           </a:graphic>
-          <wp14:sizeRelH relativeFrom="margin">
-            <wp14:pctWidth>0</wp14:pctWidth>
-          </wp14:sizeRelH>
-          <wp14:sizeRelV relativeFrom="margin">
-            <wp14:pctHeight>0</wp14:pctHeight>
-          </wp14:sizeRelV>
-        </wp:anchor>
+        </wp:inline>
       </w:drawing>
     </w:r>
-  </w:p>
-</w:hdr>
-</file>
-
-<file path=word/header3.xml><?xml version="1.0" encoding="utf-8"?>
-<w:hdr xmlns:wpc="http://schemas.microsoft.com/office/word/2010/wordprocessingCanvas" xmlns:cx="http://schemas.microsoft.com/office/drawing/2014/chartex" xmlns:cx1="http://schemas.microsoft.com/office/drawing/2015/9/8/chartex" xmlns:cx2="http://schemas.microsoft.com/office/drawing/2015/10/21/chartex" xmlns:cx3="http://schemas.microsoft.com/office/drawing/2016/5/9/chartex" xmlns:cx4="http://schemas.microsoft.com/office/drawing/2016/5/10/chartex" xmlns:cx5="http://schemas.microsoft.com/office/drawing/2016/5/11/chartex" xmlns:cx6="http://schemas.microsoft.com/office/drawing/2016/5/12/chartex" xmlns:cx7="http://schemas.microsoft.com/office/drawing/2016/5/13/chartex" xmlns:cx8="http://schemas.microsoft.com/office/drawing/2016/5/14/chartex" xmlns:mc="http://schemas.openxmlformats.org/markup-compatibility/2006" xmlns:aink="http://schemas.microsoft.com/office/drawing/2016/ink" xmlns:am3d="http://schemas.microsoft.com/office/drawing/2017/model3d" xmlns:o="urn:schemas-microsoft-com:office:office" xmlns:oel="http://schemas.microsoft.com/office/2019/extlst" xmlns:r="http://schemas.openxmlformats.org/officeDocument/2006/relationships" xmlns:m="http://schemas.openxmlformats.org/officeDocument/2006/math" xmlns:v="urn:schemas-microsoft-com:vml" xmlns:wp14="http://schemas.microsoft.com/office/word/2010/wordprocessingDrawing" xmlns:wp="http://schemas.openxmlformats.org/drawingml/2006/wordprocessingDrawing" xmlns:w10="urn:schemas-microsoft-com:office:word" xmlns:w="http://schemas.openxmlformats.org/wordprocessingml/2006/main" xmlns:w14="http://schemas.microsoft.com/office/word/2010/wordml" xmlns:w15="http://schemas.microsoft.com/office/word/2012/wordml" xmlns:w16cex="http://schemas.microsoft.com/office/word/2018/wordml/cex" xmlns:w16cid="http://schemas.microsoft.com/office/word/2016/wordml/cid" xmlns:w16="http://schemas.microsoft.com/office/word/2018/wordml" xmlns:w16du="http://schemas.microsoft.com/office/word/2023/wordml/word16du" xmlns:w16sdtdh="http://schemas.microsoft.com/office/word/2020/wordml/sdtdatahash" xmlns:w16sdtfl="http://schemas.microsoft.com/office/word/2024/wordml/sdtformatlock" xmlns:w16se="http://schemas.microsoft.com/office/word/2015/wordml/symex" xmlns:wpg="http://schemas.microsoft.com/office/word/2010/wordprocessingGroup" xmlns:wpi="http://schemas.microsoft.com/office/word/2010/wordprocessingInk" xmlns:wne="http://schemas.microsoft.com/office/word/2006/wordml" xmlns:wps="http://schemas.microsoft.com/office/word/2010/wordprocessingShape" mc:Ignorable="w14 w15 w16se w16cid w16 w16cex w16sdtdh w16sdtfl w16du wp14">
-  <w:p>
-    <w:pPr>
-      <w:pStyle w:val="Cabealho"/>
-    </w:pPr>
   </w:p>
 </w:hdr>
 </file>
@@ -1434,6 +1434,25 @@
     <w:uiPriority w:val="99"/>
     <w:rsid w:val="000525C7"/>
   </w:style>
+  <w:style w:type="table" w:styleId="Tabelacomgrade">
+    <w:name w:val="Table Grid"/>
+    <w:basedOn w:val="Tabelanormal"/>
+    <w:uiPriority w:val="39"/>
+    <w:rsid w:val="00BE3136"/>
+    <w:pPr>
+      <w:spacing w:after="0" w:line="240" w:lineRule="auto"/>
+    </w:pPr>
+    <w:tblPr>
+      <w:tblBorders>
+        <w:top w:val="single" w:sz="4" w:space="0" w:color="auto"/>
+        <w:left w:val="single" w:sz="4" w:space="0" w:color="auto"/>
+        <w:bottom w:val="single" w:sz="4" w:space="0" w:color="auto"/>
+        <w:right w:val="single" w:sz="4" w:space="0" w:color="auto"/>
+        <w:insideH w:val="single" w:sz="4" w:space="0" w:color="auto"/>
+        <w:insideV w:val="single" w:sz="4" w:space="0" w:color="auto"/>
+      </w:tblBorders>
+    </w:tblPr>
+  </w:style>
 </w:styles>
 </file>
 
